--- a/apps/api/src/services/processo-assessoria/templates/R.CM.002_Contrato_Disponibilizacao_Credito.docx
+++ b/apps/api/src/services/processo-assessoria/templates/R.CM.002_Contrato_Disponibilizacao_Credito.docx
@@ -114,7 +114,7 @@
           <w:sz w:val="20"/>
           <w:szCs w:val="20"/>
         </w:rPr>
-        <w:t>[PROFISSÃO]</w:t>
+        <w:t>{{cliente_profissao}}</w:t>
       </w:r>
       <w:r>
         <w:rPr>
@@ -162,7 +162,7 @@
           <w:sz w:val="20"/>
           <w:szCs w:val="20"/>
         </w:rPr>
-        <w:t>N° [XXX]</w:t>
+        <w:t>N° {{cliente_numero_endereco}}</w:t>
       </w:r>
       <w:r>
         <w:rPr>
@@ -178,7 +178,7 @@
           <w:sz w:val="20"/>
           <w:szCs w:val="20"/>
         </w:rPr>
-        <w:t>[CIDADE]</w:t>
+        <w:t>{{cliente_cidade}}</w:t>
       </w:r>
       <w:r>
         <w:rPr>
@@ -194,7 +194,7 @@
           <w:sz w:val="20"/>
           <w:szCs w:val="20"/>
         </w:rPr>
-        <w:t>[ESTADO]</w:t>
+        <w:t>{{cliente_uf}}</w:t>
       </w:r>
       <w:r>
         <w:rPr>
@@ -210,7 +210,7 @@
           <w:sz w:val="20"/>
           <w:szCs w:val="20"/>
         </w:rPr>
-        <w:t>[NUMERO]</w:t>
+        <w:t>{{cliente_cep}}</w:t>
       </w:r>
       <w:r>
         <w:rPr>
@@ -274,7 +274,7 @@
           <w:sz w:val="20"/>
           <w:szCs w:val="20"/>
         </w:rPr>
-        <w:t>[ORGÃO EMISSOR]</w:t>
+        <w:t>{{cliente_orgao_emissor}}</w:t>
       </w:r>
       <w:r>
         <w:rPr>
@@ -372,7 +372,7 @@
           <w:sz w:val="20"/>
           <w:szCs w:val="20"/>
         </w:rPr>
-        <w:t>[PROFISSÃO]</w:t>
+        <w:t>{{cliente_profissao}}</w:t>
       </w:r>
       <w:r>
         <w:rPr>
@@ -420,7 +420,7 @@
           <w:sz w:val="20"/>
           <w:szCs w:val="20"/>
         </w:rPr>
-        <w:t>N° [XXX]</w:t>
+        <w:t>N° {{cliente_numero_endereco}}</w:t>
       </w:r>
       <w:r>
         <w:rPr>
@@ -436,7 +436,7 @@
           <w:sz w:val="20"/>
           <w:szCs w:val="20"/>
         </w:rPr>
-        <w:t>[CIDADE]</w:t>
+        <w:t>{{cliente_cidade}}</w:t>
       </w:r>
       <w:r>
         <w:rPr>
@@ -452,7 +452,7 @@
           <w:sz w:val="20"/>
           <w:szCs w:val="20"/>
         </w:rPr>
-        <w:t>[ESTADO]</w:t>
+        <w:t>{{cliente_uf}}</w:t>
       </w:r>
       <w:r>
         <w:rPr>
@@ -532,7 +532,7 @@
           <w:sz w:val="20"/>
           <w:szCs w:val="20"/>
         </w:rPr>
-        <w:t>[ORGÃO EMISSOR]</w:t>
+        <w:t>{{cliente_orgao_emissor}}</w:t>
       </w:r>
       <w:r>
         <w:rPr>
@@ -673,7 +673,7 @@
           <w:sz w:val="20"/>
           <w:szCs w:val="20"/>
         </w:rPr>
-        <w:t>TEX CAPITAL</w:t>
+        <w:t>ALETIS</w:t>
       </w:r>
       <w:r>
         <w:rPr>
